--- a/Participants/4_Shared_Toolkit/Templates/Final_Report.docx
+++ b/Participants/4_Shared_Toolkit/Templates/Final_Report.docx
@@ -182,7 +182,7 @@
         <w:rPr>
           <w:rFonts w:ascii="Calibri" w:hAnsi="Calibri"/>
         </w:rPr>
-        <w:t>Engagement approach</w:t>
+        <w:t>Engagement approach (including request protocol)</w:t>
       </w:r>
     </w:p>
     <w:p>
@@ -230,7 +230,7 @@
         <w:rPr>
           <w:rFonts w:ascii="Calibri" w:hAnsi="Calibri"/>
         </w:rPr>
-        <w:t>Data analysis and findings</w:t>
+        <w:t>Findings from Analysis Requests</w:t>
       </w:r>
     </w:p>
     <w:p>
@@ -278,7 +278,7 @@
         <w:rPr>
           <w:rFonts w:ascii="Calibri" w:hAnsi="Calibri"/>
         </w:rPr>
-        <w:t>Ethical analysis</w:t>
+        <w:t>Trade-offs accepted</w:t>
       </w:r>
     </w:p>
     <w:p>
@@ -314,7 +314,7 @@
         <w:rPr>
           <w:rFonts w:ascii="Calibri" w:hAnsi="Calibri"/>
         </w:rPr>
-        <w:t>Appendices</w:t>
+        <w:t>Appendices (Request Log extract, key Findings Memos)</w:t>
       </w:r>
     </w:p>
     <w:p>
@@ -338,7 +338,7 @@
         <w:rPr>
           <w:rFonts w:ascii="Calibri" w:hAnsi="Calibri"/>
         </w:rPr>
-        <w:t>Every claim carries a source reference.</w:t>
+        <w:t>Every claim carries a source reference (document, transcript, or R/FM ID).</w:t>
       </w:r>
     </w:p>
     <w:p>

--- a/Participants/4_Shared_Toolkit/Templates/Final_Report.docx
+++ b/Participants/4_Shared_Toolkit/Templates/Final_Report.docx
@@ -5,6 +5,7 @@
     <w:p>
       <w:r>
         <w:rPr>
+          <w:rFonts w:ascii="Lexend" w:hAnsi="Lexend" w:eastAsia="Lexend" w:cs="Lexend"/>
           <w:b/>
           <w:color w:val="007A87"/>
           <w:sz w:val="24"/>
@@ -18,6 +19,7 @@
       </w:pPr>
       <w:r>
         <w:rPr>
+          <w:rFonts w:ascii="Lexend" w:hAnsi="Lexend" w:eastAsia="Lexend" w:cs="Lexend"/>
           <w:b/>
           <w:color w:val="1B2A4A"/>
           <w:sz w:val="48"/>
@@ -28,6 +30,7 @@
     <w:p>
       <w:r>
         <w:rPr>
+          <w:rFonts w:ascii="Nunito" w:hAnsi="Nunito" w:eastAsia="Nunito" w:cs="Nunito"/>
           <w:i/>
           <w:color w:val="666666"/>
           <w:sz w:val="24"/>
@@ -52,6 +55,7 @@
           <w:p>
             <w:r>
               <w:rPr>
+                <w:rFonts w:ascii="Nunito" w:hAnsi="Nunito" w:eastAsia="Nunito" w:cs="Nunito"/>
                 <w:b/>
                 <w:color w:val="1B2A4A"/>
                 <w:sz w:val="20"/>
@@ -67,6 +71,7 @@
           <w:p>
             <w:r>
               <w:rPr>
+                <w:rFonts w:ascii="Nunito" w:hAnsi="Nunito" w:eastAsia="Nunito" w:cs="Nunito"/>
                 <w:color w:val="222222"/>
                 <w:sz w:val="20"/>
               </w:rPr>
@@ -83,6 +88,7 @@
           <w:p>
             <w:r>
               <w:rPr>
+                <w:rFonts w:ascii="Nunito" w:hAnsi="Nunito" w:eastAsia="Nunito" w:cs="Nunito"/>
                 <w:b/>
                 <w:color w:val="1B2A4A"/>
                 <w:sz w:val="20"/>
@@ -98,6 +104,7 @@
           <w:p>
             <w:r>
               <w:rPr>
+                <w:rFonts w:ascii="Nunito" w:hAnsi="Nunito" w:eastAsia="Nunito" w:cs="Nunito"/>
                 <w:color w:val="222222"/>
                 <w:sz w:val="20"/>
               </w:rPr>
@@ -114,6 +121,7 @@
           <w:p>
             <w:r>
               <w:rPr>
+                <w:rFonts w:ascii="Nunito" w:hAnsi="Nunito" w:eastAsia="Nunito" w:cs="Nunito"/>
                 <w:b/>
                 <w:color w:val="1B2A4A"/>
                 <w:sz w:val="20"/>
@@ -129,10 +137,11 @@
           <w:p>
             <w:r>
               <w:rPr>
+                <w:rFonts w:ascii="Nunito" w:hAnsi="Nunito" w:eastAsia="Nunito" w:cs="Nunito"/>
                 <w:color w:val="222222"/>
                 <w:sz w:val="20"/>
               </w:rPr>
-              <w:t>2.0 | July 2026</w:t>
+              <w:t>3.0 | July 2026</w:t>
             </w:r>
           </w:p>
         </w:tc>
@@ -152,7 +161,7 @@
       </w:pPr>
       <w:r>
         <w:rPr>
-          <w:rFonts w:ascii="Calibri" w:hAnsi="Calibri"/>
+          <w:rFonts w:ascii="Nunito" w:hAnsi="Nunito" w:eastAsia="Nunito" w:cs="Nunito"/>
           <w:b w:val="0"/>
           <w:i w:val="0"/>
           <w:color w:val="222222"/>
@@ -168,7 +177,7 @@
       </w:pPr>
       <w:r>
         <w:rPr>
-          <w:rFonts w:ascii="Calibri" w:hAnsi="Calibri"/>
+          <w:rFonts w:ascii="Nunito" w:hAnsi="Nunito" w:eastAsia="Nunito" w:cs="Nunito"/>
         </w:rPr>
         <w:t>Executive summary</w:t>
       </w:r>
@@ -180,7 +189,7 @@
       </w:pPr>
       <w:r>
         <w:rPr>
-          <w:rFonts w:ascii="Calibri" w:hAnsi="Calibri"/>
+          <w:rFonts w:ascii="Nunito" w:hAnsi="Nunito" w:eastAsia="Nunito" w:cs="Nunito"/>
         </w:rPr>
         <w:t>Engagement approach (including request protocol)</w:t>
       </w:r>
@@ -192,7 +201,7 @@
       </w:pPr>
       <w:r>
         <w:rPr>
-          <w:rFonts w:ascii="Calibri" w:hAnsi="Calibri"/>
+          <w:rFonts w:ascii="Nunito" w:hAnsi="Nunito" w:eastAsia="Nunito" w:cs="Nunito"/>
         </w:rPr>
         <w:t>Problem definition</w:t>
       </w:r>
@@ -204,7 +213,7 @@
       </w:pPr>
       <w:r>
         <w:rPr>
-          <w:rFonts w:ascii="Calibri" w:hAnsi="Calibri"/>
+          <w:rFonts w:ascii="Nunito" w:hAnsi="Nunito" w:eastAsia="Nunito" w:cs="Nunito"/>
         </w:rPr>
         <w:t>Situation analysis</w:t>
       </w:r>
@@ -216,7 +225,7 @@
       </w:pPr>
       <w:r>
         <w:rPr>
-          <w:rFonts w:ascii="Calibri" w:hAnsi="Calibri"/>
+          <w:rFonts w:ascii="Nunito" w:hAnsi="Nunito" w:eastAsia="Nunito" w:cs="Nunito"/>
         </w:rPr>
         <w:t>Stakeholder insights</w:t>
       </w:r>
@@ -228,7 +237,7 @@
       </w:pPr>
       <w:r>
         <w:rPr>
-          <w:rFonts w:ascii="Calibri" w:hAnsi="Calibri"/>
+          <w:rFonts w:ascii="Nunito" w:hAnsi="Nunito" w:eastAsia="Nunito" w:cs="Nunito"/>
         </w:rPr>
         <w:t>Findings from Analysis Requests</w:t>
       </w:r>
@@ -240,7 +249,7 @@
       </w:pPr>
       <w:r>
         <w:rPr>
-          <w:rFonts w:ascii="Calibri" w:hAnsi="Calibri"/>
+          <w:rFonts w:ascii="Nunito" w:hAnsi="Nunito" w:eastAsia="Nunito" w:cs="Nunito"/>
         </w:rPr>
         <w:t>Strategic options</w:t>
       </w:r>
@@ -252,7 +261,7 @@
       </w:pPr>
       <w:r>
         <w:rPr>
-          <w:rFonts w:ascii="Calibri" w:hAnsi="Calibri"/>
+          <w:rFonts w:ascii="Nunito" w:hAnsi="Nunito" w:eastAsia="Nunito" w:cs="Nunito"/>
         </w:rPr>
         <w:t>Recommendation</w:t>
       </w:r>
@@ -264,7 +273,7 @@
       </w:pPr>
       <w:r>
         <w:rPr>
-          <w:rFonts w:ascii="Calibri" w:hAnsi="Calibri"/>
+          <w:rFonts w:ascii="Nunito" w:hAnsi="Nunito" w:eastAsia="Nunito" w:cs="Nunito"/>
         </w:rPr>
         <w:t>Implementation roadmap</w:t>
       </w:r>
@@ -276,7 +285,7 @@
       </w:pPr>
       <w:r>
         <w:rPr>
-          <w:rFonts w:ascii="Calibri" w:hAnsi="Calibri"/>
+          <w:rFonts w:ascii="Nunito" w:hAnsi="Nunito" w:eastAsia="Nunito" w:cs="Nunito"/>
         </w:rPr>
         <w:t>Trade-offs accepted</w:t>
       </w:r>
@@ -288,7 +297,7 @@
       </w:pPr>
       <w:r>
         <w:rPr>
-          <w:rFonts w:ascii="Calibri" w:hAnsi="Calibri"/>
+          <w:rFonts w:ascii="Nunito" w:hAnsi="Nunito" w:eastAsia="Nunito" w:cs="Nunito"/>
         </w:rPr>
         <w:t>Risks and mitigations</w:t>
       </w:r>
@@ -300,7 +309,7 @@
       </w:pPr>
       <w:r>
         <w:rPr>
-          <w:rFonts w:ascii="Calibri" w:hAnsi="Calibri"/>
+          <w:rFonts w:ascii="Nunito" w:hAnsi="Nunito" w:eastAsia="Nunito" w:cs="Nunito"/>
         </w:rPr>
         <w:t>Limitations and further work</w:t>
       </w:r>
@@ -312,7 +321,7 @@
       </w:pPr>
       <w:r>
         <w:rPr>
-          <w:rFonts w:ascii="Calibri" w:hAnsi="Calibri"/>
+          <w:rFonts w:ascii="Nunito" w:hAnsi="Nunito" w:eastAsia="Nunito" w:cs="Nunito"/>
         </w:rPr>
         <w:t>Appendices (Request Log extract, key Findings Memos)</w:t>
       </w:r>
@@ -323,7 +332,7 @@
       </w:pPr>
       <w:r>
         <w:rPr>
-          <w:rFonts w:ascii="Calibri" w:hAnsi="Calibri"/>
+          <w:rFonts w:ascii="Lexend" w:hAnsi="Lexend" w:eastAsia="Lexend" w:cs="Lexend"/>
           <w:color w:val="1B2A4A"/>
         </w:rPr>
         <w:t>Standards</w:t>
@@ -336,7 +345,7 @@
       </w:pPr>
       <w:r>
         <w:rPr>
-          <w:rFonts w:ascii="Calibri" w:hAnsi="Calibri"/>
+          <w:rFonts w:ascii="Nunito" w:hAnsi="Nunito" w:eastAsia="Nunito" w:cs="Nunito"/>
         </w:rPr>
         <w:t>Every claim carries a source reference (document, transcript, or R/FM ID).</w:t>
       </w:r>
@@ -348,7 +357,7 @@
       </w:pPr>
       <w:r>
         <w:rPr>
-          <w:rFonts w:ascii="Calibri" w:hAnsi="Calibri"/>
+          <w:rFonts w:ascii="Nunito" w:hAnsi="Nunito" w:eastAsia="Nunito" w:cs="Nunito"/>
         </w:rPr>
         <w:t>The placement definition is stated wherever the rate is used.</w:t>
       </w:r>
@@ -360,7 +369,7 @@
       </w:pPr>
       <w:r>
         <w:rPr>
-          <w:rFonts w:ascii="Calibri" w:hAnsi="Calibri"/>
+          <w:rFonts w:ascii="Nunito" w:hAnsi="Nunito" w:eastAsia="Nunito" w:cs="Nunito"/>
         </w:rPr>
         <w:t>Charts are sourced and dated.</w:t>
       </w:r>
@@ -742,7 +751,7 @@
       <w:spacing w:after="120" w:line="276" w:lineRule="auto"/>
     </w:pPr>
     <w:rPr>
-      <w:rFonts w:ascii="Calibri" w:hAnsi="Calibri"/>
+      <w:rFonts w:ascii="Nunito" w:hAnsi="Nunito" w:eastAsia="Nunito" w:cs="Nunito"/>
       <w:color w:val="222222"/>
       <w:sz w:val="22"/>
     </w:rPr>

--- a/Participants/4_Shared_Toolkit/Templates/Final_Report.docx
+++ b/Participants/4_Shared_Toolkit/Templates/Final_Report.docx
@@ -141,7 +141,7 @@
                 <w:color w:val="222222"/>
                 <w:sz w:val="20"/>
               </w:rPr>
-              <w:t>3.0 | July 2026</w:t>
+              <w:t>3.1 | July-September 2026</w:t>
             </w:r>
           </w:p>
         </w:tc>

--- a/Participants/4_Shared_Toolkit/Templates/Final_Report.docx
+++ b/Participants/4_Shared_Toolkit/Templates/Final_Report.docx
@@ -191,7 +191,7 @@
         <w:rPr>
           <w:rFonts w:ascii="Nunito" w:hAnsi="Nunito" w:eastAsia="Nunito" w:cs="Nunito"/>
         </w:rPr>
-        <w:t>Engagement approach (including request protocol)</w:t>
+        <w:t>Engagement approach (including A↔B evidence loop)</w:t>
       </w:r>
     </w:p>
     <w:p>
